--- a/Marker Invoices/Ram Joshi Format.docx
+++ b/Marker Invoices/Ram Joshi Format.docx
@@ -315,15 +315,6 @@
           <w:szCs w:val="24"/>
         </w:rPr>
         <w:tab/>
-      </w:r>
-      <w:proofErr w:type="gramStart"/>
-      <w:r>
-        <w:rPr>
-          <w:rStyle w:val="relative"/>
-          <w:rFonts w:ascii="Times New Roman" w:eastAsia="Times New Roman" w:hAnsi="Times New Roman" w:cs="Times New Roman"/>
-          <w:sz w:val="24"/>
-          <w:szCs w:val="24"/>
-        </w:rPr>
         <w:t>:</w:t>
       </w:r>
       <w:r>
@@ -333,11 +324,19 @@
           <w:sz w:val="24"/>
           <w:szCs w:val="24"/>
         </w:rPr>
-        <w:t>61323570481</w:t>
+        <w:t xml:space="preserve"> </w:t>
       </w:r>
       <w:bookmarkStart w:id="0" w:name="_GoBack"/>
       <w:bookmarkEnd w:id="0"/>
-      <w:proofErr w:type="gramEnd"/>
+      <w:r>
+        <w:rPr>
+          <w:rStyle w:val="relative"/>
+          <w:rFonts w:ascii="Times New Roman" w:eastAsia="Times New Roman" w:hAnsi="Times New Roman" w:cs="Times New Roman"/>
+          <w:sz w:val="24"/>
+          <w:szCs w:val="24"/>
+        </w:rPr>
+        <w:t>61323570481</w:t>
+      </w:r>
     </w:p>
     <w:p>
       <w:pPr>

--- a/Marker Invoices/Ram Joshi Format.docx
+++ b/Marker Invoices/Ram Joshi Format.docx
@@ -105,7 +105,16 @@
           <w:sz w:val="24"/>
           <w:szCs w:val="24"/>
         </w:rPr>
-        <w:t>28000</w:t>
+        <w:t>1</w:t>
+      </w:r>
+      <w:r>
+        <w:rPr>
+          <w:rStyle w:val="relative"/>
+          <w:rFonts w:ascii="Times New Roman" w:eastAsia="Times New Roman" w:hAnsi="Times New Roman" w:cs="Times New Roman"/>
+          <w:sz w:val="24"/>
+          <w:szCs w:val="24"/>
+        </w:rPr>
+        <w:t>8000</w:t>
       </w:r>
       <w:r>
         <w:rPr>
@@ -123,211 +132,229 @@
           <w:sz w:val="24"/>
           <w:szCs w:val="24"/>
         </w:rPr>
-        <w:t>Twenty Eight Thousand Rupees</w:t>
-      </w:r>
-      <w:r>
-        <w:rPr>
-          <w:rStyle w:val="relative"/>
-          <w:rFonts w:ascii="Times New Roman" w:eastAsia="Times New Roman" w:hAnsi="Times New Roman" w:cs="Times New Roman"/>
-          <w:sz w:val="24"/>
-          <w:szCs w:val="24"/>
-        </w:rPr>
-        <w:t>).</w:t>
-      </w:r>
-    </w:p>
-    <w:p>
-      <w:pPr>
-        <w:jc w:val="both"/>
-        <w:rPr>
-          <w:rStyle w:val="relative"/>
-          <w:rFonts w:ascii="Times New Roman" w:eastAsia="Times New Roman" w:hAnsi="Times New Roman" w:cs="Times New Roman"/>
-          <w:sz w:val="24"/>
-          <w:szCs w:val="24"/>
-        </w:rPr>
-      </w:pPr>
-      <w:r>
-        <w:rPr>
-          <w:rStyle w:val="relative"/>
-          <w:rFonts w:ascii="Times New Roman" w:eastAsia="Times New Roman" w:hAnsi="Times New Roman" w:cs="Times New Roman"/>
-          <w:sz w:val="24"/>
-          <w:szCs w:val="24"/>
-        </w:rPr>
-        <w:tab/>
-        <w:t xml:space="preserve">Please arrange to make the payment for the same. My Bank details are as </w:t>
-      </w:r>
-      <w:proofErr w:type="gramStart"/>
-      <w:r>
-        <w:rPr>
-          <w:rStyle w:val="relative"/>
-          <w:rFonts w:ascii="Times New Roman" w:eastAsia="Times New Roman" w:hAnsi="Times New Roman" w:cs="Times New Roman"/>
-          <w:sz w:val="24"/>
-          <w:szCs w:val="24"/>
-        </w:rPr>
-        <w:t>under :</w:t>
-      </w:r>
-      <w:proofErr w:type="gramEnd"/>
-    </w:p>
-    <w:p>
-      <w:pPr>
-        <w:rPr>
-          <w:rStyle w:val="relative"/>
-          <w:rFonts w:ascii="Times New Roman" w:eastAsia="Times New Roman" w:hAnsi="Times New Roman" w:cs="Times New Roman"/>
-          <w:sz w:val="24"/>
-          <w:szCs w:val="24"/>
-        </w:rPr>
-      </w:pPr>
-      <w:r>
-        <w:rPr>
-          <w:rStyle w:val="relative"/>
-          <w:rFonts w:ascii="Times New Roman" w:eastAsia="Times New Roman" w:hAnsi="Times New Roman" w:cs="Times New Roman"/>
-          <w:sz w:val="24"/>
-          <w:szCs w:val="24"/>
-        </w:rPr>
-        <w:tab/>
-        <w:t xml:space="preserve">Name </w:t>
-      </w:r>
-      <w:r>
-        <w:rPr>
-          <w:rStyle w:val="relative"/>
-          <w:rFonts w:ascii="Times New Roman" w:eastAsia="Times New Roman" w:hAnsi="Times New Roman" w:cs="Times New Roman"/>
-          <w:sz w:val="24"/>
-          <w:szCs w:val="24"/>
-        </w:rPr>
-        <w:tab/>
-      </w:r>
-      <w:r>
-        <w:rPr>
-          <w:rStyle w:val="relative"/>
-          <w:rFonts w:ascii="Times New Roman" w:eastAsia="Times New Roman" w:hAnsi="Times New Roman" w:cs="Times New Roman"/>
-          <w:sz w:val="24"/>
-          <w:szCs w:val="24"/>
-        </w:rPr>
-        <w:tab/>
-      </w:r>
-      <w:r>
-        <w:rPr>
-          <w:rStyle w:val="relative"/>
-          <w:rFonts w:ascii="Times New Roman" w:eastAsia="Times New Roman" w:hAnsi="Times New Roman" w:cs="Times New Roman"/>
-          <w:sz w:val="24"/>
-          <w:szCs w:val="24"/>
-        </w:rPr>
-        <w:t>:</w:t>
-      </w:r>
-      <w:r>
-        <w:rPr>
-          <w:rStyle w:val="relative"/>
-          <w:rFonts w:ascii="Times New Roman" w:eastAsia="Times New Roman" w:hAnsi="Times New Roman" w:cs="Times New Roman"/>
-          <w:sz w:val="24"/>
-          <w:szCs w:val="24"/>
-        </w:rPr>
-        <w:t xml:space="preserve"> SHRIRAM JOSHI</w:t>
-      </w:r>
-      <w:r>
-        <w:rPr>
-          <w:rStyle w:val="relative"/>
-          <w:rFonts w:ascii="Times New Roman" w:eastAsia="Times New Roman" w:hAnsi="Times New Roman" w:cs="Times New Roman"/>
-          <w:sz w:val="24"/>
-          <w:szCs w:val="24"/>
-        </w:rPr>
-        <w:tab/>
-      </w:r>
-    </w:p>
-    <w:p>
-      <w:pPr>
-        <w:rPr>
-          <w:rStyle w:val="relative"/>
-          <w:rFonts w:ascii="Times New Roman" w:eastAsia="Times New Roman" w:hAnsi="Times New Roman" w:cs="Times New Roman"/>
-          <w:sz w:val="24"/>
-          <w:szCs w:val="24"/>
-        </w:rPr>
-      </w:pPr>
-      <w:r>
-        <w:rPr>
-          <w:rStyle w:val="relative"/>
-          <w:rFonts w:ascii="Times New Roman" w:eastAsia="Times New Roman" w:hAnsi="Times New Roman" w:cs="Times New Roman"/>
-          <w:sz w:val="24"/>
-          <w:szCs w:val="24"/>
-        </w:rPr>
-        <w:tab/>
-        <w:t xml:space="preserve">Bank </w:t>
-      </w:r>
-      <w:r>
-        <w:rPr>
-          <w:rStyle w:val="relative"/>
-          <w:rFonts w:ascii="Times New Roman" w:eastAsia="Times New Roman" w:hAnsi="Times New Roman" w:cs="Times New Roman"/>
-          <w:sz w:val="24"/>
-          <w:szCs w:val="24"/>
-        </w:rPr>
-        <w:tab/>
-      </w:r>
-      <w:r>
-        <w:rPr>
-          <w:rStyle w:val="relative"/>
-          <w:rFonts w:ascii="Times New Roman" w:eastAsia="Times New Roman" w:hAnsi="Times New Roman" w:cs="Times New Roman"/>
-          <w:sz w:val="24"/>
-          <w:szCs w:val="24"/>
-        </w:rPr>
-        <w:tab/>
-      </w:r>
-      <w:r>
-        <w:rPr>
-          <w:rStyle w:val="relative"/>
-          <w:rFonts w:ascii="Times New Roman" w:eastAsia="Times New Roman" w:hAnsi="Times New Roman" w:cs="Times New Roman"/>
-          <w:sz w:val="24"/>
-          <w:szCs w:val="24"/>
-        </w:rPr>
-        <w:t>:</w:t>
-      </w:r>
-      <w:r>
-        <w:rPr>
-          <w:rStyle w:val="relative"/>
-          <w:rFonts w:ascii="Times New Roman" w:eastAsia="Times New Roman" w:hAnsi="Times New Roman" w:cs="Times New Roman"/>
-          <w:sz w:val="24"/>
-          <w:szCs w:val="24"/>
-        </w:rPr>
-        <w:t xml:space="preserve"> STATE BANK OF INDIA</w:t>
-      </w:r>
-    </w:p>
-    <w:p>
-      <w:pPr>
-        <w:rPr>
-          <w:rStyle w:val="relative"/>
-          <w:rFonts w:ascii="Times New Roman" w:eastAsia="Times New Roman" w:hAnsi="Times New Roman" w:cs="Times New Roman"/>
-          <w:sz w:val="24"/>
-          <w:szCs w:val="24"/>
-        </w:rPr>
-      </w:pPr>
-      <w:r>
-        <w:rPr>
-          <w:rStyle w:val="relative"/>
-          <w:rFonts w:ascii="Times New Roman" w:eastAsia="Times New Roman" w:hAnsi="Times New Roman" w:cs="Times New Roman"/>
-          <w:sz w:val="24"/>
-          <w:szCs w:val="24"/>
-        </w:rPr>
-        <w:tab/>
-        <w:t>A/c No.</w:t>
-      </w:r>
-      <w:r>
-        <w:rPr>
-          <w:rStyle w:val="relative"/>
-          <w:rFonts w:ascii="Times New Roman" w:eastAsia="Times New Roman" w:hAnsi="Times New Roman" w:cs="Times New Roman"/>
-          <w:sz w:val="24"/>
-          <w:szCs w:val="24"/>
-        </w:rPr>
-        <w:tab/>
-        <w:t>:</w:t>
-      </w:r>
-      <w:r>
-        <w:rPr>
-          <w:rStyle w:val="relative"/>
-          <w:rFonts w:ascii="Times New Roman" w:eastAsia="Times New Roman" w:hAnsi="Times New Roman" w:cs="Times New Roman"/>
-          <w:sz w:val="24"/>
-          <w:szCs w:val="24"/>
-        </w:rPr>
-        <w:t xml:space="preserve"> </w:t>
+        <w:t>Eight</w:t>
+      </w:r>
+      <w:r>
+        <w:rPr>
+          <w:rStyle w:val="relative"/>
+          <w:rFonts w:ascii="Times New Roman" w:eastAsia="Times New Roman" w:hAnsi="Times New Roman" w:cs="Times New Roman"/>
+          <w:sz w:val="24"/>
+          <w:szCs w:val="24"/>
+        </w:rPr>
+        <w:t>een</w:t>
       </w:r>
       <w:bookmarkStart w:id="0" w:name="_GoBack"/>
       <w:bookmarkEnd w:id="0"/>
+      <w:r>
+        <w:rPr>
+          <w:rStyle w:val="relative"/>
+          <w:rFonts w:ascii="Times New Roman" w:eastAsia="Times New Roman" w:hAnsi="Times New Roman" w:cs="Times New Roman"/>
+          <w:sz w:val="24"/>
+          <w:szCs w:val="24"/>
+        </w:rPr>
+        <w:t xml:space="preserve"> Thousand Rupees</w:t>
+      </w:r>
+      <w:r>
+        <w:rPr>
+          <w:rStyle w:val="relative"/>
+          <w:rFonts w:ascii="Times New Roman" w:eastAsia="Times New Roman" w:hAnsi="Times New Roman" w:cs="Times New Roman"/>
+          <w:sz w:val="24"/>
+          <w:szCs w:val="24"/>
+        </w:rPr>
+        <w:t>).</w:t>
+      </w:r>
+    </w:p>
+    <w:p>
+      <w:pPr>
+        <w:jc w:val="both"/>
+        <w:rPr>
+          <w:rStyle w:val="relative"/>
+          <w:rFonts w:ascii="Times New Roman" w:eastAsia="Times New Roman" w:hAnsi="Times New Roman" w:cs="Times New Roman"/>
+          <w:sz w:val="24"/>
+          <w:szCs w:val="24"/>
+        </w:rPr>
+      </w:pPr>
+      <w:r>
+        <w:rPr>
+          <w:rStyle w:val="relative"/>
+          <w:rFonts w:ascii="Times New Roman" w:eastAsia="Times New Roman" w:hAnsi="Times New Roman" w:cs="Times New Roman"/>
+          <w:sz w:val="24"/>
+          <w:szCs w:val="24"/>
+        </w:rPr>
+        <w:tab/>
+        <w:t xml:space="preserve">Please arrange to make the payment for the same. My Bank details are as </w:t>
+      </w:r>
+      <w:proofErr w:type="gramStart"/>
+      <w:r>
+        <w:rPr>
+          <w:rStyle w:val="relative"/>
+          <w:rFonts w:ascii="Times New Roman" w:eastAsia="Times New Roman" w:hAnsi="Times New Roman" w:cs="Times New Roman"/>
+          <w:sz w:val="24"/>
+          <w:szCs w:val="24"/>
+        </w:rPr>
+        <w:t>under :</w:t>
+      </w:r>
+      <w:proofErr w:type="gramEnd"/>
+    </w:p>
+    <w:p>
+      <w:pPr>
+        <w:rPr>
+          <w:rStyle w:val="relative"/>
+          <w:rFonts w:ascii="Times New Roman" w:eastAsia="Times New Roman" w:hAnsi="Times New Roman" w:cs="Times New Roman"/>
+          <w:sz w:val="24"/>
+          <w:szCs w:val="24"/>
+        </w:rPr>
+      </w:pPr>
+      <w:r>
+        <w:rPr>
+          <w:rStyle w:val="relative"/>
+          <w:rFonts w:ascii="Times New Roman" w:eastAsia="Times New Roman" w:hAnsi="Times New Roman" w:cs="Times New Roman"/>
+          <w:sz w:val="24"/>
+          <w:szCs w:val="24"/>
+        </w:rPr>
+        <w:tab/>
+        <w:t xml:space="preserve">Name </w:t>
+      </w:r>
+      <w:r>
+        <w:rPr>
+          <w:rStyle w:val="relative"/>
+          <w:rFonts w:ascii="Times New Roman" w:eastAsia="Times New Roman" w:hAnsi="Times New Roman" w:cs="Times New Roman"/>
+          <w:sz w:val="24"/>
+          <w:szCs w:val="24"/>
+        </w:rPr>
+        <w:tab/>
+      </w:r>
+      <w:r>
+        <w:rPr>
+          <w:rStyle w:val="relative"/>
+          <w:rFonts w:ascii="Times New Roman" w:eastAsia="Times New Roman" w:hAnsi="Times New Roman" w:cs="Times New Roman"/>
+          <w:sz w:val="24"/>
+          <w:szCs w:val="24"/>
+        </w:rPr>
+        <w:tab/>
+      </w:r>
+      <w:r>
+        <w:rPr>
+          <w:rStyle w:val="relative"/>
+          <w:rFonts w:ascii="Times New Roman" w:eastAsia="Times New Roman" w:hAnsi="Times New Roman" w:cs="Times New Roman"/>
+          <w:sz w:val="24"/>
+          <w:szCs w:val="24"/>
+        </w:rPr>
+        <w:t>:</w:t>
+      </w:r>
+      <w:r>
+        <w:rPr>
+          <w:rStyle w:val="relative"/>
+          <w:rFonts w:ascii="Times New Roman" w:eastAsia="Times New Roman" w:hAnsi="Times New Roman" w:cs="Times New Roman"/>
+          <w:sz w:val="24"/>
+          <w:szCs w:val="24"/>
+        </w:rPr>
+        <w:t xml:space="preserve"> SHRIRAM JOSHI</w:t>
+      </w:r>
+      <w:r>
+        <w:rPr>
+          <w:rStyle w:val="relative"/>
+          <w:rFonts w:ascii="Times New Roman" w:eastAsia="Times New Roman" w:hAnsi="Times New Roman" w:cs="Times New Roman"/>
+          <w:sz w:val="24"/>
+          <w:szCs w:val="24"/>
+        </w:rPr>
+        <w:tab/>
+      </w:r>
+    </w:p>
+    <w:p>
+      <w:pPr>
+        <w:rPr>
+          <w:rStyle w:val="relative"/>
+          <w:rFonts w:ascii="Times New Roman" w:eastAsia="Times New Roman" w:hAnsi="Times New Roman" w:cs="Times New Roman"/>
+          <w:sz w:val="24"/>
+          <w:szCs w:val="24"/>
+        </w:rPr>
+      </w:pPr>
+      <w:r>
+        <w:rPr>
+          <w:rStyle w:val="relative"/>
+          <w:rFonts w:ascii="Times New Roman" w:eastAsia="Times New Roman" w:hAnsi="Times New Roman" w:cs="Times New Roman"/>
+          <w:sz w:val="24"/>
+          <w:szCs w:val="24"/>
+        </w:rPr>
+        <w:tab/>
+        <w:t xml:space="preserve">Bank </w:t>
+      </w:r>
+      <w:r>
+        <w:rPr>
+          <w:rStyle w:val="relative"/>
+          <w:rFonts w:ascii="Times New Roman" w:eastAsia="Times New Roman" w:hAnsi="Times New Roman" w:cs="Times New Roman"/>
+          <w:sz w:val="24"/>
+          <w:szCs w:val="24"/>
+        </w:rPr>
+        <w:tab/>
+      </w:r>
+      <w:r>
+        <w:rPr>
+          <w:rStyle w:val="relative"/>
+          <w:rFonts w:ascii="Times New Roman" w:eastAsia="Times New Roman" w:hAnsi="Times New Roman" w:cs="Times New Roman"/>
+          <w:sz w:val="24"/>
+          <w:szCs w:val="24"/>
+        </w:rPr>
+        <w:tab/>
+      </w:r>
+      <w:r>
+        <w:rPr>
+          <w:rStyle w:val="relative"/>
+          <w:rFonts w:ascii="Times New Roman" w:eastAsia="Times New Roman" w:hAnsi="Times New Roman" w:cs="Times New Roman"/>
+          <w:sz w:val="24"/>
+          <w:szCs w:val="24"/>
+        </w:rPr>
+        <w:t>:</w:t>
+      </w:r>
+      <w:r>
+        <w:rPr>
+          <w:rStyle w:val="relative"/>
+          <w:rFonts w:ascii="Times New Roman" w:eastAsia="Times New Roman" w:hAnsi="Times New Roman" w:cs="Times New Roman"/>
+          <w:sz w:val="24"/>
+          <w:szCs w:val="24"/>
+        </w:rPr>
+        <w:t xml:space="preserve"> STATE BANK OF INDIA</w:t>
+      </w:r>
+    </w:p>
+    <w:p>
+      <w:pPr>
+        <w:rPr>
+          <w:rStyle w:val="relative"/>
+          <w:rFonts w:ascii="Times New Roman" w:eastAsia="Times New Roman" w:hAnsi="Times New Roman" w:cs="Times New Roman"/>
+          <w:sz w:val="24"/>
+          <w:szCs w:val="24"/>
+        </w:rPr>
+      </w:pPr>
+      <w:r>
+        <w:rPr>
+          <w:rStyle w:val="relative"/>
+          <w:rFonts w:ascii="Times New Roman" w:eastAsia="Times New Roman" w:hAnsi="Times New Roman" w:cs="Times New Roman"/>
+          <w:sz w:val="24"/>
+          <w:szCs w:val="24"/>
+        </w:rPr>
+        <w:tab/>
+        <w:t>A/c No.</w:t>
+      </w:r>
+      <w:r>
+        <w:rPr>
+          <w:rStyle w:val="relative"/>
+          <w:rFonts w:ascii="Times New Roman" w:eastAsia="Times New Roman" w:hAnsi="Times New Roman" w:cs="Times New Roman"/>
+          <w:sz w:val="24"/>
+          <w:szCs w:val="24"/>
+        </w:rPr>
+        <w:tab/>
+        <w:t>:</w:t>
+      </w:r>
+      <w:r>
+        <w:rPr>
+          <w:rStyle w:val="relative"/>
+          <w:rFonts w:ascii="Times New Roman" w:eastAsia="Times New Roman" w:hAnsi="Times New Roman" w:cs="Times New Roman"/>
+          <w:sz w:val="24"/>
+          <w:szCs w:val="24"/>
+        </w:rPr>
+        <w:t xml:space="preserve"> </w:t>
+      </w:r>
       <w:r>
         <w:rPr>
           <w:rStyle w:val="relative"/>
